--- a/docs/report/Table_7_6_OOD.docx
+++ b/docs/report/Table_7_6_OOD.docx
@@ -15,7 +15,7 @@
           <w:sz w:val="22"/>
           <w:szCs w:val="22"/>
         </w:rPr>
-        <w:t xml:space="preserve">Table 7.6: Robustness to out-of-distribution inputs. The same pipeline (real FNO, spectral corrector, M1 coarse monitor, M2 coupling, M3 controller) is run on seven unseen waves — sinusoids of modes 5–8 and Gaussian bumps — with exact Cole–Hopf references. “OOD corr.” is the mean number of numerical correction steps out of 200; hit-rate is the fraction of the seven problems meeting the target.</w:t>
+        <w:t xml:space="preserve">Table 7.6: Robustness to out-of-distribution inputs. The same pipeline is run on seven unseen waves (modes 5–8 and Gaussian bumps) with exact Cole–Hopf references. “OOD corr.” is the mean numerical steps out of 200.</w:t>
       </w:r>
     </w:p>
     <w:tbl>
